--- a/[C++] Data Structure Analysis/Psuedocode & Runtime Analysis.docx
+++ b/[C++] Data Structure Analysis/Psuedocode & Runtime Analysis.docx
@@ -8065,7 +8065,7 @@
           </mc:Choice>
           <mc:Fallback>
             <w:pict>
-              <v:shape w14:anchorId="5BB99C77" id="_x0000_s1046" type="#_x0000_t202" style="position:absolute;margin-left:.4pt;margin-top:15.2pt;width:51.6pt;height:22.5pt;z-index:-251156480;visibility:visible;mso-wrap-style:square;mso-width-percent:0;mso-height-percent:0;mso-wrap-distance-left:9pt;mso-wrap-distance-top:3.6pt;mso-wrap-distance-right:9pt;mso-wrap-distance-bottom:3.6pt;mso-position-horizontal:right;mso-position-horizontal-relative:left-margin-area;mso-position-vertical:absolute;mso-position-vertical-relative:text;mso-width-percent:0;mso-height-percent:0;mso-width-relative:margin;mso-height-relative:margin;v-text-anchor:top" o:gfxdata="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" stroked="f">
+              <v:shape w14:anchorId="5BB99C77" id="_x0000_s1047" type="#_x0000_t202" style="position:absolute;margin-left:.4pt;margin-top:15.2pt;width:51.6pt;height:22.5pt;z-index:-251156480;visibility:visible;mso-wrap-style:square;mso-width-percent:0;mso-height-percent:0;mso-wrap-distance-left:9pt;mso-wrap-distance-top:3.6pt;mso-wrap-distance-right:9pt;mso-wrap-distance-bottom:3.6pt;mso-position-horizontal:right;mso-position-horizontal-relative:left-margin-area;mso-position-vertical:absolute;mso-position-vertical-relative:text;mso-width-percent:0;mso-height-percent:0;mso-width-relative:margin;mso-height-relative:margin;v-text-anchor:top" o:gfxdata="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" stroked="f">
                 <v:textbox>
                   <w:txbxContent>
                     <w:p>
@@ -8246,7 +8246,7 @@
           </mc:Choice>
           <mc:Fallback>
             <w:pict>
-              <v:shape w14:anchorId="55222297" id="_x0000_s1047" type="#_x0000_t202" style="position:absolute;margin-left:.4pt;margin-top:14.15pt;width:51.6pt;height:22.5pt;z-index:-251154432;visibility:visible;mso-wrap-style:square;mso-width-percent:0;mso-height-percent:0;mso-wrap-distance-left:9pt;mso-wrap-distance-top:3.6pt;mso-wrap-distance-right:9pt;mso-wrap-distance-bottom:3.6pt;mso-position-horizontal:right;mso-position-horizontal-relative:left-margin-area;mso-position-vertical:absolute;mso-position-vertical-relative:text;mso-width-percent:0;mso-height-percent:0;mso-width-relative:margin;mso-height-relative:margin;v-text-anchor:top" o:gfxdata="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" stroked="f">
+              <v:shape w14:anchorId="55222297" id="_x0000_s1048" type="#_x0000_t202" style="position:absolute;margin-left:.4pt;margin-top:14.15pt;width:51.6pt;height:22.5pt;z-index:-251154432;visibility:visible;mso-wrap-style:square;mso-width-percent:0;mso-height-percent:0;mso-wrap-distance-left:9pt;mso-wrap-distance-top:3.6pt;mso-wrap-distance-right:9pt;mso-wrap-distance-bottom:3.6pt;mso-position-horizontal:right;mso-position-horizontal-relative:left-margin-area;mso-position-vertical:absolute;mso-position-vertical-relative:text;mso-width-percent:0;mso-height-percent:0;mso-width-relative:margin;mso-height-relative:margin;v-text-anchor:top" o:gfxdata="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" stroked="f">
                 <v:textbox>
                   <w:txbxContent>
                     <w:p>
@@ -8404,7 +8404,7 @@
           </mc:Choice>
           <mc:Fallback>
             <w:pict>
-              <v:shape w14:anchorId="3DC9AE15" id="_x0000_s1048" type="#_x0000_t202" style="position:absolute;margin-left:.4pt;margin-top:15.15pt;width:51.6pt;height:22.5pt;z-index:-251152384;visibility:visible;mso-wrap-style:square;mso-width-percent:0;mso-height-percent:0;mso-wrap-distance-left:9pt;mso-wrap-distance-top:3.6pt;mso-wrap-distance-right:9pt;mso-wrap-distance-bottom:3.6pt;mso-position-horizontal:right;mso-position-horizontal-relative:left-margin-area;mso-position-vertical:absolute;mso-position-vertical-relative:text;mso-width-percent:0;mso-height-percent:0;mso-width-relative:margin;mso-height-relative:margin;v-text-anchor:top" o:gfxdata="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" stroked="f">
+              <v:shape w14:anchorId="3DC9AE15" id="_x0000_s1049" type="#_x0000_t202" style="position:absolute;margin-left:.4pt;margin-top:15.15pt;width:51.6pt;height:22.5pt;z-index:-251152384;visibility:visible;mso-wrap-style:square;mso-width-percent:0;mso-height-percent:0;mso-wrap-distance-left:9pt;mso-wrap-distance-top:3.6pt;mso-wrap-distance-right:9pt;mso-wrap-distance-bottom:3.6pt;mso-position-horizontal:right;mso-position-horizontal-relative:left-margin-area;mso-position-vertical:absolute;mso-position-vertical-relative:text;mso-width-percent:0;mso-height-percent:0;mso-width-relative:margin;mso-height-relative:margin;v-text-anchor:top" o:gfxdata="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" stroked="f">
                 <v:textbox>
                   <w:txbxContent>
                     <w:p>
@@ -8572,7 +8572,7 @@
           </mc:Choice>
           <mc:Fallback>
             <w:pict>
-              <v:shape w14:anchorId="74DC7FA3" id="_x0000_s1049" type="#_x0000_t202" style="position:absolute;margin-left:19.5pt;margin-top:15.25pt;width:52pt;height:23pt;z-index:-251136000;visibility:visible;mso-wrap-style:square;mso-width-percent:0;mso-height-percent:0;mso-wrap-distance-left:9pt;mso-wrap-distance-top:3.6pt;mso-wrap-distance-right:9pt;mso-wrap-distance-bottom:3.6pt;mso-position-horizontal:absolute;mso-position-horizontal-relative:left-margin-area;mso-position-vertical:absolute;mso-position-vertical-relative:text;mso-width-percent:0;mso-height-percent:0;mso-width-relative:margin;mso-height-relative:margin;v-text-anchor:top" o:gfxdata="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" stroked="f">
+              <v:shape w14:anchorId="74DC7FA3" id="_x0000_s1050" type="#_x0000_t202" style="position:absolute;margin-left:19.5pt;margin-top:15.25pt;width:52pt;height:23pt;z-index:-251136000;visibility:visible;mso-wrap-style:square;mso-width-percent:0;mso-height-percent:0;mso-wrap-distance-left:9pt;mso-wrap-distance-top:3.6pt;mso-wrap-distance-right:9pt;mso-wrap-distance-bottom:3.6pt;mso-position-horizontal:absolute;mso-position-horizontal-relative:left-margin-area;mso-position-vertical:absolute;mso-position-vertical-relative:text;mso-width-percent:0;mso-height-percent:0;mso-width-relative:margin;mso-height-relative:margin;v-text-anchor:top" o:gfxdata="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" stroked="f">
                 <v:textbox>
                   <w:txbxContent>
                     <w:p>
@@ -8705,7 +8705,7 @@
           </mc:Choice>
           <mc:Fallback>
             <w:pict>
-              <v:shape w14:anchorId="5A9E84B4" id="_x0000_s1050" type="#_x0000_t202" style="position:absolute;margin-left:.4pt;margin-top:16.7pt;width:51.6pt;height:22.5pt;z-index:-251150336;visibility:visible;mso-wrap-style:square;mso-width-percent:0;mso-height-percent:0;mso-wrap-distance-left:9pt;mso-wrap-distance-top:3.6pt;mso-wrap-distance-right:9pt;mso-wrap-distance-bottom:3.6pt;mso-position-horizontal:right;mso-position-horizontal-relative:left-margin-area;mso-position-vertical:absolute;mso-position-vertical-relative:text;mso-width-percent:0;mso-height-percent:0;mso-width-relative:margin;mso-height-relative:margin;v-text-anchor:top" o:gfxdata="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" stroked="f">
+              <v:shape w14:anchorId="5A9E84B4" id="_x0000_s1051" type="#_x0000_t202" style="position:absolute;margin-left:.4pt;margin-top:16.7pt;width:51.6pt;height:22.5pt;z-index:-251150336;visibility:visible;mso-wrap-style:square;mso-width-percent:0;mso-height-percent:0;mso-wrap-distance-left:9pt;mso-wrap-distance-top:3.6pt;mso-wrap-distance-right:9pt;mso-wrap-distance-bottom:3.6pt;mso-position-horizontal:right;mso-position-horizontal-relative:left-margin-area;mso-position-vertical:absolute;mso-position-vertical-relative:text;mso-width-percent:0;mso-height-percent:0;mso-width-relative:margin;mso-height-relative:margin;v-text-anchor:top" o:gfxdata="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" stroked="f">
                 <v:textbox>
                   <w:txbxContent>
                     <w:p>
@@ -8856,7 +8856,7 @@
           </mc:Choice>
           <mc:Fallback>
             <w:pict>
-              <v:shape w14:anchorId="31ED938B" id="_x0000_s1051" type="#_x0000_t202" style="position:absolute;margin-left:.4pt;margin-top:14pt;width:51.6pt;height:22.5pt;z-index:-251148288;visibility:visible;mso-wrap-style:square;mso-width-percent:0;mso-height-percent:0;mso-wrap-distance-left:9pt;mso-wrap-distance-top:3.6pt;mso-wrap-distance-right:9pt;mso-wrap-distance-bottom:3.6pt;mso-position-horizontal:right;mso-position-horizontal-relative:left-margin-area;mso-position-vertical:absolute;mso-position-vertical-relative:text;mso-width-percent:0;mso-height-percent:0;mso-width-relative:margin;mso-height-relative:margin;v-text-anchor:top" o:gfxdata="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" stroked="f">
+              <v:shape w14:anchorId="31ED938B" id="_x0000_s1052" type="#_x0000_t202" style="position:absolute;margin-left:.4pt;margin-top:14pt;width:51.6pt;height:22.5pt;z-index:-251148288;visibility:visible;mso-wrap-style:square;mso-width-percent:0;mso-height-percent:0;mso-wrap-distance-left:9pt;mso-wrap-distance-top:3.6pt;mso-wrap-distance-right:9pt;mso-wrap-distance-bottom:3.6pt;mso-position-horizontal:right;mso-position-horizontal-relative:left-margin-area;mso-position-vertical:absolute;mso-position-vertical-relative:text;mso-width-percent:0;mso-height-percent:0;mso-width-relative:margin;mso-height-relative:margin;v-text-anchor:top" o:gfxdata="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" stroked="f">
                 <v:textbox>
                   <w:txbxContent>
                     <w:p>
@@ -9032,7 +9032,7 @@
           </mc:Choice>
           <mc:Fallback>
             <w:pict>
-              <v:shape w14:anchorId="473EF9EA" id="_x0000_s1052" type="#_x0000_t202" style="position:absolute;margin-left:.4pt;margin-top:12.9pt;width:51.6pt;height:22.5pt;z-index:-251146240;visibility:visible;mso-wrap-style:square;mso-width-percent:0;mso-height-percent:0;mso-wrap-distance-left:9pt;mso-wrap-distance-top:3.6pt;mso-wrap-distance-right:9pt;mso-wrap-distance-bottom:3.6pt;mso-position-horizontal:right;mso-position-horizontal-relative:left-margin-area;mso-position-vertical:absolute;mso-position-vertical-relative:text;mso-width-percent:0;mso-height-percent:0;mso-width-relative:margin;mso-height-relative:margin;v-text-anchor:top" o:gfxdata="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" stroked="f">
+              <v:shape w14:anchorId="473EF9EA" id="_x0000_s1053" type="#_x0000_t202" style="position:absolute;margin-left:.4pt;margin-top:12.9pt;width:51.6pt;height:22.5pt;z-index:-251146240;visibility:visible;mso-wrap-style:square;mso-width-percent:0;mso-height-percent:0;mso-wrap-distance-left:9pt;mso-wrap-distance-top:3.6pt;mso-wrap-distance-right:9pt;mso-wrap-distance-bottom:3.6pt;mso-position-horizontal:right;mso-position-horizontal-relative:left-margin-area;mso-position-vertical:absolute;mso-position-vertical-relative:text;mso-width-percent:0;mso-height-percent:0;mso-width-relative:margin;mso-height-relative:margin;v-text-anchor:top" o:gfxdata="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" stroked="f">
                 <v:textbox>
                   <w:txbxContent>
                     <w:p>
@@ -9173,7 +9173,7 @@
           </mc:Choice>
           <mc:Fallback>
             <w:pict>
-              <v:shape w14:anchorId="73C7B943" id="_x0000_s1053" type="#_x0000_t202" style="position:absolute;margin-left:.4pt;margin-top:11.8pt;width:51.6pt;height:22.5pt;z-index:-251144192;visibility:visible;mso-wrap-style:square;mso-width-percent:0;mso-height-percent:0;mso-wrap-distance-left:9pt;mso-wrap-distance-top:3.6pt;mso-wrap-distance-right:9pt;mso-wrap-distance-bottom:3.6pt;mso-position-horizontal:right;mso-position-horizontal-relative:left-margin-area;mso-position-vertical:absolute;mso-position-vertical-relative:text;mso-width-percent:0;mso-height-percent:0;mso-width-relative:margin;mso-height-relative:margin;v-text-anchor:top" o:gfxdata="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" stroked="f">
+              <v:shape w14:anchorId="73C7B943" id="_x0000_s1054" type="#_x0000_t202" style="position:absolute;margin-left:.4pt;margin-top:11.8pt;width:51.6pt;height:22.5pt;z-index:-251144192;visibility:visible;mso-wrap-style:square;mso-width-percent:0;mso-height-percent:0;mso-wrap-distance-left:9pt;mso-wrap-distance-top:3.6pt;mso-wrap-distance-right:9pt;mso-wrap-distance-bottom:3.6pt;mso-position-horizontal:right;mso-position-horizontal-relative:left-margin-area;mso-position-vertical:absolute;mso-position-vertical-relative:text;mso-width-percent:0;mso-height-percent:0;mso-width-relative:margin;mso-height-relative:margin;v-text-anchor:top" o:gfxdata="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" stroked="f">
                 <v:textbox>
                   <w:txbxContent>
                     <w:p>
@@ -9456,7 +9456,7 @@
           </mc:Choice>
           <mc:Fallback>
             <w:pict>
-              <v:shape w14:anchorId="37305FEE" id="_x0000_s1054" type="#_x0000_t202" style="position:absolute;margin-left:.4pt;margin-top:10.65pt;width:51.6pt;height:22.5pt;z-index:-251142144;visibility:visible;mso-wrap-style:square;mso-width-percent:0;mso-height-percent:0;mso-wrap-distance-left:9pt;mso-wrap-distance-top:3.6pt;mso-wrap-distance-right:9pt;mso-wrap-distance-bottom:3.6pt;mso-position-horizontal:right;mso-position-horizontal-relative:left-margin-area;mso-position-vertical:absolute;mso-position-vertical-relative:text;mso-width-percent:0;mso-height-percent:0;mso-width-relative:margin;mso-height-relative:margin;v-text-anchor:top" o:gfxdata="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" stroked="f">
+              <v:shape w14:anchorId="37305FEE" id="_x0000_s1055" type="#_x0000_t202" style="position:absolute;margin-left:.4pt;margin-top:10.65pt;width:51.6pt;height:22.5pt;z-index:-251142144;visibility:visible;mso-wrap-style:square;mso-width-percent:0;mso-height-percent:0;mso-wrap-distance-left:9pt;mso-wrap-distance-top:3.6pt;mso-wrap-distance-right:9pt;mso-wrap-distance-bottom:3.6pt;mso-position-horizontal:right;mso-position-horizontal-relative:left-margin-area;mso-position-vertical:absolute;mso-position-vertical-relative:text;mso-width-percent:0;mso-height-percent:0;mso-width-relative:margin;mso-height-relative:margin;v-text-anchor:top" o:gfxdata="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" stroked="f">
                 <v:textbox>
                   <w:txbxContent>
                     <w:p>
@@ -9597,7 +9597,7 @@
           </mc:Choice>
           <mc:Fallback>
             <w:pict>
-              <v:shape w14:anchorId="690FCA86" id="_x0000_s1055" type="#_x0000_t202" style="position:absolute;margin-left:.8pt;margin-top:14.3pt;width:52pt;height:23pt;z-index:-251091968;visibility:visible;mso-wrap-style:square;mso-width-percent:0;mso-height-percent:0;mso-wrap-distance-left:9pt;mso-wrap-distance-top:3.6pt;mso-wrap-distance-right:9pt;mso-wrap-distance-bottom:3.6pt;mso-position-horizontal:right;mso-position-horizontal-relative:left-margin-area;mso-position-vertical:absolute;mso-position-vertical-relative:text;mso-width-percent:0;mso-height-percent:0;mso-width-relative:margin;mso-height-relative:margin;v-text-anchor:top" o:gfxdata="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" stroked="f">
+              <v:shape w14:anchorId="690FCA86" id="_x0000_s1056" type="#_x0000_t202" style="position:absolute;margin-left:.8pt;margin-top:14.3pt;width:52pt;height:23pt;z-index:-251091968;visibility:visible;mso-wrap-style:square;mso-width-percent:0;mso-height-percent:0;mso-wrap-distance-left:9pt;mso-wrap-distance-top:3.6pt;mso-wrap-distance-right:9pt;mso-wrap-distance-bottom:3.6pt;mso-position-horizontal:right;mso-position-horizontal-relative:left-margin-area;mso-position-vertical:absolute;mso-position-vertical-relative:text;mso-width-percent:0;mso-height-percent:0;mso-width-relative:margin;mso-height-relative:margin;v-text-anchor:top" o:gfxdata="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" stroked="f">
                 <v:textbox>
                   <w:txbxContent>
                     <w:p>
@@ -9748,7 +9748,7 @@
           </mc:Choice>
           <mc:Fallback>
             <w:pict>
-              <v:shape w14:anchorId="6244D4B1" id="_x0000_s1056" type="#_x0000_t202" style="position:absolute;margin-left:.4pt;margin-top:10.55pt;width:51.6pt;height:22.5pt;z-index:-251138048;visibility:visible;mso-wrap-style:square;mso-width-percent:0;mso-height-percent:0;mso-wrap-distance-left:9pt;mso-wrap-distance-top:3.6pt;mso-wrap-distance-right:9pt;mso-wrap-distance-bottom:3.6pt;mso-position-horizontal:right;mso-position-horizontal-relative:left-margin-area;mso-position-vertical:absolute;mso-position-vertical-relative:text;mso-width-percent:0;mso-height-percent:0;mso-width-relative:margin;mso-height-relative:margin;v-text-anchor:top" o:gfxdata="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" stroked="f">
+              <v:shape w14:anchorId="6244D4B1" id="_x0000_s1057" type="#_x0000_t202" style="position:absolute;margin-left:.4pt;margin-top:10.55pt;width:51.6pt;height:22.5pt;z-index:-251138048;visibility:visible;mso-wrap-style:square;mso-width-percent:0;mso-height-percent:0;mso-wrap-distance-left:9pt;mso-wrap-distance-top:3.6pt;mso-wrap-distance-right:9pt;mso-wrap-distance-bottom:3.6pt;mso-position-horizontal:right;mso-position-horizontal-relative:left-margin-area;mso-position-vertical:absolute;mso-position-vertical-relative:text;mso-width-percent:0;mso-height-percent:0;mso-width-relative:margin;mso-height-relative:margin;v-text-anchor:top" o:gfxdata="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" stroked="f">
                 <v:textbox>
                   <w:txbxContent>
                     <w:p>
@@ -10012,7 +10012,7 @@
           </mc:Choice>
           <mc:Fallback>
             <w:pict>
-              <v:shape w14:anchorId="7822ABDC" id="_x0000_s1057" type="#_x0000_t202" style="position:absolute;margin-left:.8pt;margin-top:17pt;width:52pt;height:23pt;z-index:-251158528;visibility:visible;mso-wrap-style:square;mso-width-percent:0;mso-height-percent:0;mso-wrap-distance-left:9pt;mso-wrap-distance-top:3.6pt;mso-wrap-distance-right:9pt;mso-wrap-distance-bottom:3.6pt;mso-position-horizontal:right;mso-position-horizontal-relative:left-margin-area;mso-position-vertical:absolute;mso-position-vertical-relative:text;mso-width-percent:0;mso-height-percent:0;mso-width-relative:margin;mso-height-relative:margin;v-text-anchor:top" o:gfxdata="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" stroked="f">
+              <v:shape w14:anchorId="7822ABDC" id="_x0000_s1058" type="#_x0000_t202" style="position:absolute;margin-left:.8pt;margin-top:17pt;width:52pt;height:23pt;z-index:-251158528;visibility:visible;mso-wrap-style:square;mso-width-percent:0;mso-height-percent:0;mso-wrap-distance-left:9pt;mso-wrap-distance-top:3.6pt;mso-wrap-distance-right:9pt;mso-wrap-distance-bottom:3.6pt;mso-position-horizontal:right;mso-position-horizontal-relative:left-margin-area;mso-position-vertical:absolute;mso-position-vertical-relative:text;mso-width-percent:0;mso-height-percent:0;mso-width-relative:margin;mso-height-relative:margin;v-text-anchor:top" o:gfxdata="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" stroked="f">
                 <v:textbox>
                   <w:txbxContent>
                     <w:p>
@@ -10286,7 +10286,7 @@
           </mc:Choice>
           <mc:Fallback>
             <w:pict>
-              <v:shape w14:anchorId="1427FB8E" id="_x0000_s1058" type="#_x0000_t202" style="position:absolute;left:0;text-align:left;margin-left:19.5pt;margin-top:15.85pt;width:52pt;height:23pt;z-index:-251101184;visibility:visible;mso-wrap-style:square;mso-width-percent:0;mso-height-percent:0;mso-wrap-distance-left:9pt;mso-wrap-distance-top:3.6pt;mso-wrap-distance-right:9pt;mso-wrap-distance-bottom:3.6pt;mso-position-horizontal:absolute;mso-position-horizontal-relative:left-margin-area;mso-position-vertical:absolute;mso-position-vertical-relative:text;mso-width-percent:0;mso-height-percent:0;mso-width-relative:margin;mso-height-relative:margin;v-text-anchor:top" o:gfxdata="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" stroked="f">
+              <v:shape w14:anchorId="1427FB8E" id="_x0000_s1059" type="#_x0000_t202" style="position:absolute;left:0;text-align:left;margin-left:19.5pt;margin-top:15.85pt;width:52pt;height:23pt;z-index:-251101184;visibility:visible;mso-wrap-style:square;mso-width-percent:0;mso-height-percent:0;mso-wrap-distance-left:9pt;mso-wrap-distance-top:3.6pt;mso-wrap-distance-right:9pt;mso-wrap-distance-bottom:3.6pt;mso-position-horizontal:absolute;mso-position-horizontal-relative:left-margin-area;mso-position-vertical:absolute;mso-position-vertical-relative:text;mso-width-percent:0;mso-height-percent:0;mso-width-relative:margin;mso-height-relative:margin;v-text-anchor:top" o:gfxdata="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" stroked="f">
                 <v:textbox>
                   <w:txbxContent>
                     <w:p>
@@ -10418,7 +10418,7 @@
           </mc:Choice>
           <mc:Fallback>
             <w:pict>
-              <v:shape w14:anchorId="228CA93F" id="_x0000_s1059" type="#_x0000_t202" style="position:absolute;margin-left:19.5pt;margin-top:16.4pt;width:52pt;height:23pt;z-index:-251100160;visibility:visible;mso-wrap-style:square;mso-width-percent:0;mso-height-percent:0;mso-wrap-distance-left:9pt;mso-wrap-distance-top:3.6pt;mso-wrap-distance-right:9pt;mso-wrap-distance-bottom:3.6pt;mso-position-horizontal:absolute;mso-position-horizontal-relative:left-margin-area;mso-position-vertical:absolute;mso-position-vertical-relative:text;mso-width-percent:0;mso-height-percent:0;mso-width-relative:margin;mso-height-relative:margin;v-text-anchor:top" o:gfxdata="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" stroked="f">
+              <v:shape w14:anchorId="228CA93F" id="_x0000_s1060" type="#_x0000_t202" style="position:absolute;margin-left:19.5pt;margin-top:16.4pt;width:52pt;height:23pt;z-index:-251100160;visibility:visible;mso-wrap-style:square;mso-width-percent:0;mso-height-percent:0;mso-wrap-distance-left:9pt;mso-wrap-distance-top:3.6pt;mso-wrap-distance-right:9pt;mso-wrap-distance-bottom:3.6pt;mso-position-horizontal:absolute;mso-position-horizontal-relative:left-margin-area;mso-position-vertical:absolute;mso-position-vertical-relative:text;mso-width-percent:0;mso-height-percent:0;mso-width-relative:margin;mso-height-relative:margin;v-text-anchor:top" o:gfxdata="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" stroked="f">
                 <v:textbox>
                   <w:txbxContent>
                     <w:p>
@@ -10551,7 +10551,7 @@
           </mc:Choice>
           <mc:Fallback>
             <w:pict>
-              <v:shape w14:anchorId="50FD698B" id="_x0000_s1060" type="#_x0000_t202" style="position:absolute;margin-left:.4pt;margin-top:14pt;width:51.6pt;height:22.5pt;z-index:-251099136;visibility:visible;mso-wrap-style:square;mso-width-percent:0;mso-height-percent:0;mso-wrap-distance-left:9pt;mso-wrap-distance-top:3.6pt;mso-wrap-distance-right:9pt;mso-wrap-distance-bottom:3.6pt;mso-position-horizontal:right;mso-position-horizontal-relative:left-margin-area;mso-position-vertical:absolute;mso-position-vertical-relative:text;mso-width-percent:0;mso-height-percent:0;mso-width-relative:margin;mso-height-relative:margin;v-text-anchor:top" o:gfxdata="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" stroked="f">
+              <v:shape w14:anchorId="50FD698B" id="_x0000_s1061" type="#_x0000_t202" style="position:absolute;margin-left:.4pt;margin-top:14pt;width:51.6pt;height:22.5pt;z-index:-251099136;visibility:visible;mso-wrap-style:square;mso-width-percent:0;mso-height-percent:0;mso-wrap-distance-left:9pt;mso-wrap-distance-top:3.6pt;mso-wrap-distance-right:9pt;mso-wrap-distance-bottom:3.6pt;mso-position-horizontal:right;mso-position-horizontal-relative:left-margin-area;mso-position-vertical:absolute;mso-position-vertical-relative:text;mso-width-percent:0;mso-height-percent:0;mso-width-relative:margin;mso-height-relative:margin;v-text-anchor:top" o:gfxdata="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" stroked="f">
                 <v:textbox>
                   <w:txbxContent>
                     <w:p>
@@ -10720,7 +10720,7 @@
           </mc:Choice>
           <mc:Fallback>
             <w:pict>
-              <v:shape w14:anchorId="3AD78D36" id="_x0000_s1061" type="#_x0000_t202" style="position:absolute;margin-left:.4pt;margin-top:12.55pt;width:51.6pt;height:22.5pt;z-index:-251089920;visibility:visible;mso-wrap-style:square;mso-width-percent:0;mso-height-percent:0;mso-wrap-distance-left:9pt;mso-wrap-distance-top:3.6pt;mso-wrap-distance-right:9pt;mso-wrap-distance-bottom:3.6pt;mso-position-horizontal:right;mso-position-horizontal-relative:left-margin-area;mso-position-vertical:absolute;mso-position-vertical-relative:text;mso-width-percent:0;mso-height-percent:0;mso-width-relative:margin;mso-height-relative:margin;v-text-anchor:top" o:gfxdata="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" stroked="f">
+              <v:shape w14:anchorId="3AD78D36" id="_x0000_s1062" type="#_x0000_t202" style="position:absolute;margin-left:.4pt;margin-top:12.55pt;width:51.6pt;height:22.5pt;z-index:-251089920;visibility:visible;mso-wrap-style:square;mso-width-percent:0;mso-height-percent:0;mso-wrap-distance-left:9pt;mso-wrap-distance-top:3.6pt;mso-wrap-distance-right:9pt;mso-wrap-distance-bottom:3.6pt;mso-position-horizontal:right;mso-position-horizontal-relative:left-margin-area;mso-position-vertical:absolute;mso-position-vertical-relative:text;mso-width-percent:0;mso-height-percent:0;mso-width-relative:margin;mso-height-relative:margin;v-text-anchor:top" o:gfxdata="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" stroked="f">
                 <v:textbox>
                   <w:txbxContent>
                     <w:p>
@@ -11121,7 +11121,7 @@
           </mc:Choice>
           <mc:Fallback>
             <w:pict>
-              <v:shape w14:anchorId="1BEEFF79" id="_x0000_s1062" type="#_x0000_t202" style="position:absolute;margin-left:.4pt;margin-top:14.8pt;width:51.6pt;height:22.5pt;z-index:-251096064;visibility:visible;mso-wrap-style:square;mso-width-percent:0;mso-height-percent:0;mso-wrap-distance-left:9pt;mso-wrap-distance-top:3.6pt;mso-wrap-distance-right:9pt;mso-wrap-distance-bottom:3.6pt;mso-position-horizontal:right;mso-position-horizontal-relative:left-margin-area;mso-position-vertical:absolute;mso-position-vertical-relative:text;mso-width-percent:0;mso-height-percent:0;mso-width-relative:margin;mso-height-relative:margin;v-text-anchor:top" o:gfxdata="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" stroked="f">
+              <v:shape w14:anchorId="1BEEFF79" id="_x0000_s1063" type="#_x0000_t202" style="position:absolute;margin-left:.4pt;margin-top:14.8pt;width:51.6pt;height:22.5pt;z-index:-251096064;visibility:visible;mso-wrap-style:square;mso-width-percent:0;mso-height-percent:0;mso-wrap-distance-left:9pt;mso-wrap-distance-top:3.6pt;mso-wrap-distance-right:9pt;mso-wrap-distance-bottom:3.6pt;mso-position-horizontal:right;mso-position-horizontal-relative:left-margin-area;mso-position-vertical:absolute;mso-position-vertical-relative:text;mso-width-percent:0;mso-height-percent:0;mso-width-relative:margin;mso-height-relative:margin;v-text-anchor:top" o:gfxdata="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" stroked="f">
                 <v:textbox>
                   <w:txbxContent>
                     <w:p>
@@ -11236,7 +11236,7 @@
           </mc:Choice>
           <mc:Fallback>
             <w:pict>
-              <v:shape w14:anchorId="2A5991B0" id="_x0000_s1063" type="#_x0000_t202" style="position:absolute;margin-left:.4pt;margin-top:12.3pt;width:51.6pt;height:22.5pt;z-index:-251095040;visibility:visible;mso-wrap-style:square;mso-width-percent:0;mso-height-percent:0;mso-wrap-distance-left:9pt;mso-wrap-distance-top:3.6pt;mso-wrap-distance-right:9pt;mso-wrap-distance-bottom:3.6pt;mso-position-horizontal:right;mso-position-horizontal-relative:left-margin-area;mso-position-vertical:absolute;mso-position-vertical-relative:text;mso-width-percent:0;mso-height-percent:0;mso-width-relative:margin;mso-height-relative:margin;v-text-anchor:top" o:gfxdata="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" stroked="f">
+              <v:shape w14:anchorId="2A5991B0" id="_x0000_s1064" type="#_x0000_t202" style="position:absolute;margin-left:.4pt;margin-top:12.3pt;width:51.6pt;height:22.5pt;z-index:-251095040;visibility:visible;mso-wrap-style:square;mso-width-percent:0;mso-height-percent:0;mso-wrap-distance-left:9pt;mso-wrap-distance-top:3.6pt;mso-wrap-distance-right:9pt;mso-wrap-distance-bottom:3.6pt;mso-position-horizontal:right;mso-position-horizontal-relative:left-margin-area;mso-position-vertical:absolute;mso-position-vertical-relative:text;mso-width-percent:0;mso-height-percent:0;mso-width-relative:margin;mso-height-relative:margin;v-text-anchor:top" o:gfxdata="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" stroked="f">
                 <v:textbox>
                   <w:txbxContent>
                     <w:p>
@@ -11351,7 +11351,7 @@
           </mc:Choice>
           <mc:Fallback>
             <w:pict>
-              <v:shape w14:anchorId="589C84D8" id="_x0000_s1064" type="#_x0000_t202" style="position:absolute;margin-left:.4pt;margin-top:12.55pt;width:51.6pt;height:22.5pt;z-index:-251094016;visibility:visible;mso-wrap-style:square;mso-width-percent:0;mso-height-percent:0;mso-wrap-distance-left:9pt;mso-wrap-distance-top:3.6pt;mso-wrap-distance-right:9pt;mso-wrap-distance-bottom:3.6pt;mso-position-horizontal:right;mso-position-horizontal-relative:left-margin-area;mso-position-vertical:absolute;mso-position-vertical-relative:text;mso-width-percent:0;mso-height-percent:0;mso-width-relative:margin;mso-height-relative:margin;v-text-anchor:top" o:gfxdata="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" stroked="f">
+              <v:shape w14:anchorId="589C84D8" id="_x0000_s1065" type="#_x0000_t202" style="position:absolute;margin-left:.4pt;margin-top:12.55pt;width:51.6pt;height:22.5pt;z-index:-251094016;visibility:visible;mso-wrap-style:square;mso-width-percent:0;mso-height-percent:0;mso-wrap-distance-left:9pt;mso-wrap-distance-top:3.6pt;mso-wrap-distance-right:9pt;mso-wrap-distance-bottom:3.6pt;mso-position-horizontal:right;mso-position-horizontal-relative:left-margin-area;mso-position-vertical:absolute;mso-position-vertical-relative:text;mso-width-percent:0;mso-height-percent:0;mso-width-relative:margin;mso-height-relative:margin;v-text-anchor:top" o:gfxdata="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" stroked="f">
                 <v:textbox>
                   <w:txbxContent>
                     <w:p>
@@ -11497,13 +11497,27 @@
             <w:sz w:val="28"/>
             <w:szCs w:val="28"/>
           </w:rPr>
-          <m:t>=2</m:t>
+          <m:t>=</m:t>
+        </m:r>
+        <m:r>
+          <m:rPr>
+            <m:sty m:val="b"/>
+          </m:rPr>
+          <w:rPr>
+            <w:rFonts w:ascii="Cambria Math" w:hAnsi="Cambria Math"/>
+            <w:color w:val="0070C0"/>
+            <w:sz w:val="28"/>
+            <w:szCs w:val="28"/>
+          </w:rPr>
+          <m:t>2</m:t>
         </m:r>
         <m:sSup>
           <m:sSupPr>
             <m:ctrlPr>
               <w:rPr>
                 <w:rFonts w:ascii="Cambria Math" w:hAnsi="Cambria Math"/>
+                <w:b/>
+                <w:bCs/>
                 <w:color w:val="0070C0"/>
                 <w:sz w:val="28"/>
                 <w:szCs w:val="28"/>
@@ -11513,7 +11527,7 @@
           <m:e>
             <m:r>
               <m:rPr>
-                <m:sty m:val="p"/>
+                <m:sty m:val="b"/>
               </m:rPr>
               <w:rPr>
                 <w:rFonts w:ascii="Cambria Math" w:hAnsi="Cambria Math"/>
@@ -11527,7 +11541,7 @@
           <m:sup>
             <m:r>
               <m:rPr>
-                <m:sty m:val="p"/>
+                <m:sty m:val="b"/>
               </m:rPr>
               <w:rPr>
                 <w:rFonts w:ascii="Cambria Math" w:hAnsi="Cambria Math"/>
@@ -11549,7 +11563,19 @@
             <w:sz w:val="28"/>
             <w:szCs w:val="28"/>
           </w:rPr>
-          <m:t>+12</m:t>
+          <m:t>+</m:t>
+        </m:r>
+        <m:r>
+          <m:rPr>
+            <m:sty m:val="b"/>
+          </m:rPr>
+          <w:rPr>
+            <w:rFonts w:ascii="Cambria Math" w:hAnsi="Cambria Math"/>
+            <w:color w:val="0070C0"/>
+            <w:sz w:val="28"/>
+            <w:szCs w:val="28"/>
+          </w:rPr>
+          <m:t>12</m:t>
         </m:r>
         <m:sSup>
           <m:sSupPr>
@@ -13778,7 +13804,7 @@
           </mc:Choice>
           <mc:Fallback>
             <w:pict>
-              <v:shape w14:anchorId="137B48B6" id="_x0000_s1065" type="#_x0000_t202" style="position:absolute;margin-left:20.4pt;margin-top:16.9pt;width:51.6pt;height:22.5pt;z-index:-251130880;visibility:visible;mso-wrap-style:square;mso-width-percent:0;mso-height-percent:0;mso-wrap-distance-left:9pt;mso-wrap-distance-top:3.6pt;mso-wrap-distance-right:9pt;mso-wrap-distance-bottom:3.6pt;mso-position-horizontal:absolute;mso-position-horizontal-relative:left-margin-area;mso-position-vertical:absolute;mso-position-vertical-relative:text;mso-width-percent:0;mso-height-percent:0;mso-width-relative:margin;mso-height-relative:margin;v-text-anchor:top" o:gfxdata="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" stroked="f">
+              <v:shape w14:anchorId="137B48B6" id="_x0000_s1066" type="#_x0000_t202" style="position:absolute;margin-left:20.4pt;margin-top:16.9pt;width:51.6pt;height:22.5pt;z-index:-251130880;visibility:visible;mso-wrap-style:square;mso-width-percent:0;mso-height-percent:0;mso-wrap-distance-left:9pt;mso-wrap-distance-top:3.6pt;mso-wrap-distance-right:9pt;mso-wrap-distance-bottom:3.6pt;mso-position-horizontal:absolute;mso-position-horizontal-relative:left-margin-area;mso-position-vertical:absolute;mso-position-vertical-relative:text;mso-width-percent:0;mso-height-percent:0;mso-width-relative:margin;mso-height-relative:margin;v-text-anchor:top" o:gfxdata="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" stroked="f">
                 <v:textbox>
                   <w:txbxContent>
                     <w:p>
@@ -13949,7 +13975,7 @@
           </mc:Choice>
           <mc:Fallback>
             <w:pict>
-              <v:shape w14:anchorId="72BA518C" id="_x0000_s1066" type="#_x0000_t202" style="position:absolute;margin-left:.4pt;margin-top:14.15pt;width:51.6pt;height:22.5pt;z-index:-251129856;visibility:visible;mso-wrap-style:square;mso-width-percent:0;mso-height-percent:0;mso-wrap-distance-left:9pt;mso-wrap-distance-top:3.6pt;mso-wrap-distance-right:9pt;mso-wrap-distance-bottom:3.6pt;mso-position-horizontal:right;mso-position-horizontal-relative:left-margin-area;mso-position-vertical:absolute;mso-position-vertical-relative:text;mso-width-percent:0;mso-height-percent:0;mso-width-relative:margin;mso-height-relative:margin;v-text-anchor:top" o:gfxdata="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" stroked="f">
+              <v:shape w14:anchorId="72BA518C" id="_x0000_s1067" type="#_x0000_t202" style="position:absolute;margin-left:.4pt;margin-top:14.15pt;width:51.6pt;height:22.5pt;z-index:-251129856;visibility:visible;mso-wrap-style:square;mso-width-percent:0;mso-height-percent:0;mso-wrap-distance-left:9pt;mso-wrap-distance-top:3.6pt;mso-wrap-distance-right:9pt;mso-wrap-distance-bottom:3.6pt;mso-position-horizontal:right;mso-position-horizontal-relative:left-margin-area;mso-position-vertical:absolute;mso-position-vertical-relative:text;mso-width-percent:0;mso-height-percent:0;mso-width-relative:margin;mso-height-relative:margin;v-text-anchor:top" o:gfxdata="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" stroked="f">
                 <v:textbox>
                   <w:txbxContent>
                     <w:p>
@@ -14082,7 +14108,7 @@
           </mc:Choice>
           <mc:Fallback>
             <w:pict>
-              <v:shape w14:anchorId="11A08C7F" id="_x0000_s1067" type="#_x0000_t202" style="position:absolute;margin-left:.4pt;margin-top:15.15pt;width:51.6pt;height:22.5pt;z-index:-251128832;visibility:visible;mso-wrap-style:square;mso-width-percent:0;mso-height-percent:0;mso-wrap-distance-left:9pt;mso-wrap-distance-top:3.6pt;mso-wrap-distance-right:9pt;mso-wrap-distance-bottom:3.6pt;mso-position-horizontal:right;mso-position-horizontal-relative:left-margin-area;mso-position-vertical:absolute;mso-position-vertical-relative:text;mso-width-percent:0;mso-height-percent:0;mso-width-relative:margin;mso-height-relative:margin;v-text-anchor:top" o:gfxdata="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" stroked="f">
+              <v:shape w14:anchorId="11A08C7F" id="_x0000_s1068" type="#_x0000_t202" style="position:absolute;margin-left:.4pt;margin-top:15.15pt;width:51.6pt;height:22.5pt;z-index:-251128832;visibility:visible;mso-wrap-style:square;mso-width-percent:0;mso-height-percent:0;mso-wrap-distance-left:9pt;mso-wrap-distance-top:3.6pt;mso-wrap-distance-right:9pt;mso-wrap-distance-bottom:3.6pt;mso-position-horizontal:right;mso-position-horizontal-relative:left-margin-area;mso-position-vertical:absolute;mso-position-vertical-relative:text;mso-width-percent:0;mso-height-percent:0;mso-width-relative:margin;mso-height-relative:margin;v-text-anchor:top" o:gfxdata="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" stroked="f">
                 <v:textbox>
                   <w:txbxContent>
                     <w:p>
@@ -14250,7 +14276,7 @@
           </mc:Choice>
           <mc:Fallback>
             <w:pict>
-              <v:shape w14:anchorId="7D58B965" id="_x0000_s1068" type="#_x0000_t202" style="position:absolute;margin-left:19.5pt;margin-top:15.25pt;width:52pt;height:23pt;z-index:-251120640;visibility:visible;mso-wrap-style:square;mso-width-percent:0;mso-height-percent:0;mso-wrap-distance-left:9pt;mso-wrap-distance-top:3.6pt;mso-wrap-distance-right:9pt;mso-wrap-distance-bottom:3.6pt;mso-position-horizontal:absolute;mso-position-horizontal-relative:left-margin-area;mso-position-vertical:absolute;mso-position-vertical-relative:text;mso-width-percent:0;mso-height-percent:0;mso-width-relative:margin;mso-height-relative:margin;v-text-anchor:top" o:gfxdata="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" stroked="f">
+              <v:shape w14:anchorId="7D58B965" id="_x0000_s1069" type="#_x0000_t202" style="position:absolute;margin-left:19.5pt;margin-top:15.25pt;width:52pt;height:23pt;z-index:-251120640;visibility:visible;mso-wrap-style:square;mso-width-percent:0;mso-height-percent:0;mso-wrap-distance-left:9pt;mso-wrap-distance-top:3.6pt;mso-wrap-distance-right:9pt;mso-wrap-distance-bottom:3.6pt;mso-position-horizontal:absolute;mso-position-horizontal-relative:left-margin-area;mso-position-vertical:absolute;mso-position-vertical-relative:text;mso-width-percent:0;mso-height-percent:0;mso-width-relative:margin;mso-height-relative:margin;v-text-anchor:top" o:gfxdata="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" stroked="f">
                 <v:textbox>
                   <w:txbxContent>
                     <w:p>
@@ -14383,7 +14409,7 @@
           </mc:Choice>
           <mc:Fallback>
             <w:pict>
-              <v:shape w14:anchorId="120E10D3" id="_x0000_s1069" type="#_x0000_t202" style="position:absolute;margin-left:.4pt;margin-top:16.7pt;width:51.6pt;height:22.5pt;z-index:-251127808;visibility:visible;mso-wrap-style:square;mso-width-percent:0;mso-height-percent:0;mso-wrap-distance-left:9pt;mso-wrap-distance-top:3.6pt;mso-wrap-distance-right:9pt;mso-wrap-distance-bottom:3.6pt;mso-position-horizontal:right;mso-position-horizontal-relative:left-margin-area;mso-position-vertical:absolute;mso-position-vertical-relative:text;mso-width-percent:0;mso-height-percent:0;mso-width-relative:margin;mso-height-relative:margin;v-text-anchor:top" o:gfxdata="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" stroked="f">
+              <v:shape w14:anchorId="120E10D3" id="_x0000_s1070" type="#_x0000_t202" style="position:absolute;margin-left:.4pt;margin-top:16.7pt;width:51.6pt;height:22.5pt;z-index:-251127808;visibility:visible;mso-wrap-style:square;mso-width-percent:0;mso-height-percent:0;mso-wrap-distance-left:9pt;mso-wrap-distance-top:3.6pt;mso-wrap-distance-right:9pt;mso-wrap-distance-bottom:3.6pt;mso-position-horizontal:right;mso-position-horizontal-relative:left-margin-area;mso-position-vertical:absolute;mso-position-vertical-relative:text;mso-width-percent:0;mso-height-percent:0;mso-width-relative:margin;mso-height-relative:margin;v-text-anchor:top" o:gfxdata="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" stroked="f">
                 <v:textbox>
                   <w:txbxContent>
                     <w:p>
@@ -14534,7 +14560,7 @@
           </mc:Choice>
           <mc:Fallback>
             <w:pict>
-              <v:shape w14:anchorId="0C5A875D" id="_x0000_s1070" type="#_x0000_t202" style="position:absolute;margin-left:.4pt;margin-top:14pt;width:51.6pt;height:22.5pt;z-index:-251126784;visibility:visible;mso-wrap-style:square;mso-width-percent:0;mso-height-percent:0;mso-wrap-distance-left:9pt;mso-wrap-distance-top:3.6pt;mso-wrap-distance-right:9pt;mso-wrap-distance-bottom:3.6pt;mso-position-horizontal:right;mso-position-horizontal-relative:left-margin-area;mso-position-vertical:absolute;mso-position-vertical-relative:text;mso-width-percent:0;mso-height-percent:0;mso-width-relative:margin;mso-height-relative:margin;v-text-anchor:top" o:gfxdata="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" stroked="f">
+              <v:shape w14:anchorId="0C5A875D" id="_x0000_s1071" type="#_x0000_t202" style="position:absolute;margin-left:.4pt;margin-top:14pt;width:51.6pt;height:22.5pt;z-index:-251126784;visibility:visible;mso-wrap-style:square;mso-width-percent:0;mso-height-percent:0;mso-wrap-distance-left:9pt;mso-wrap-distance-top:3.6pt;mso-wrap-distance-right:9pt;mso-wrap-distance-bottom:3.6pt;mso-position-horizontal:right;mso-position-horizontal-relative:left-margin-area;mso-position-vertical:absolute;mso-position-vertical-relative:text;mso-width-percent:0;mso-height-percent:0;mso-width-relative:margin;mso-height-relative:margin;v-text-anchor:top" o:gfxdata="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" stroked="f">
                 <v:textbox>
                   <w:txbxContent>
                     <w:p>
@@ -14710,7 +14736,7 @@
           </mc:Choice>
           <mc:Fallback>
             <w:pict>
-              <v:shape w14:anchorId="29F72F0A" id="_x0000_s1071" type="#_x0000_t202" style="position:absolute;margin-left:.4pt;margin-top:12.9pt;width:51.6pt;height:22.5pt;z-index:-251125760;visibility:visible;mso-wrap-style:square;mso-width-percent:0;mso-height-percent:0;mso-wrap-distance-left:9pt;mso-wrap-distance-top:3.6pt;mso-wrap-distance-right:9pt;mso-wrap-distance-bottom:3.6pt;mso-position-horizontal:right;mso-position-horizontal-relative:left-margin-area;mso-position-vertical:absolute;mso-position-vertical-relative:text;mso-width-percent:0;mso-height-percent:0;mso-width-relative:margin;mso-height-relative:margin;v-text-anchor:top" o:gfxdata="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" stroked="f">
+              <v:shape w14:anchorId="29F72F0A" id="_x0000_s1072" type="#_x0000_t202" style="position:absolute;margin-left:.4pt;margin-top:12.9pt;width:51.6pt;height:22.5pt;z-index:-251125760;visibility:visible;mso-wrap-style:square;mso-width-percent:0;mso-height-percent:0;mso-wrap-distance-left:9pt;mso-wrap-distance-top:3.6pt;mso-wrap-distance-right:9pt;mso-wrap-distance-bottom:3.6pt;mso-position-horizontal:right;mso-position-horizontal-relative:left-margin-area;mso-position-vertical:absolute;mso-position-vertical-relative:text;mso-width-percent:0;mso-height-percent:0;mso-width-relative:margin;mso-height-relative:margin;v-text-anchor:top" o:gfxdata="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" stroked="f">
                 <v:textbox>
                   <w:txbxContent>
                     <w:p>
@@ -14851,7 +14877,7 @@
           </mc:Choice>
           <mc:Fallback>
             <w:pict>
-              <v:shape w14:anchorId="0F8C2F93" id="_x0000_s1072" type="#_x0000_t202" style="position:absolute;margin-left:.4pt;margin-top:11.8pt;width:51.6pt;height:22.5pt;z-index:-251124736;visibility:visible;mso-wrap-style:square;mso-width-percent:0;mso-height-percent:0;mso-wrap-distance-left:9pt;mso-wrap-distance-top:3.6pt;mso-wrap-distance-right:9pt;mso-wrap-distance-bottom:3.6pt;mso-position-horizontal:right;mso-position-horizontal-relative:left-margin-area;mso-position-vertical:absolute;mso-position-vertical-relative:text;mso-width-percent:0;mso-height-percent:0;mso-width-relative:margin;mso-height-relative:margin;v-text-anchor:top" o:gfxdata="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" stroked="f">
+              <v:shape w14:anchorId="0F8C2F93" id="_x0000_s1073" type="#_x0000_t202" style="position:absolute;margin-left:.4pt;margin-top:11.8pt;width:51.6pt;height:22.5pt;z-index:-251124736;visibility:visible;mso-wrap-style:square;mso-width-percent:0;mso-height-percent:0;mso-wrap-distance-left:9pt;mso-wrap-distance-top:3.6pt;mso-wrap-distance-right:9pt;mso-wrap-distance-bottom:3.6pt;mso-position-horizontal:right;mso-position-horizontal-relative:left-margin-area;mso-position-vertical:absolute;mso-position-vertical-relative:text;mso-width-percent:0;mso-height-percent:0;mso-width-relative:margin;mso-height-relative:margin;v-text-anchor:top" o:gfxdata="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" stroked="f">
                 <v:textbox>
                   <w:txbxContent>
                     <w:p>
@@ -15134,7 +15160,7 @@
           </mc:Choice>
           <mc:Fallback>
             <w:pict>
-              <v:shape w14:anchorId="662B7FE1" id="_x0000_s1073" type="#_x0000_t202" style="position:absolute;margin-left:.4pt;margin-top:15.25pt;width:51.6pt;height:22.5pt;z-index:-251123712;visibility:visible;mso-wrap-style:square;mso-width-percent:0;mso-height-percent:0;mso-wrap-distance-left:9pt;mso-wrap-distance-top:3.6pt;mso-wrap-distance-right:9pt;mso-wrap-distance-bottom:3.6pt;mso-position-horizontal:right;mso-position-horizontal-relative:left-margin-area;mso-position-vertical:absolute;mso-position-vertical-relative:text;mso-width-percent:0;mso-height-percent:0;mso-width-relative:margin;mso-height-relative:margin;v-text-anchor:top" o:gfxdata="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" stroked="f">
+              <v:shape w14:anchorId="662B7FE1" id="_x0000_s1074" type="#_x0000_t202" style="position:absolute;margin-left:.4pt;margin-top:15.25pt;width:51.6pt;height:22.5pt;z-index:-251123712;visibility:visible;mso-wrap-style:square;mso-width-percent:0;mso-height-percent:0;mso-wrap-distance-left:9pt;mso-wrap-distance-top:3.6pt;mso-wrap-distance-right:9pt;mso-wrap-distance-bottom:3.6pt;mso-position-horizontal:right;mso-position-horizontal-relative:left-margin-area;mso-position-vertical:absolute;mso-position-vertical-relative:text;mso-width-percent:0;mso-height-percent:0;mso-width-relative:margin;mso-height-relative:margin;v-text-anchor:top" o:gfxdata="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" stroked="f">
                 <v:textbox>
                   <w:txbxContent>
                     <w:p>
@@ -15275,7 +15301,7 @@
           </mc:Choice>
           <mc:Fallback>
             <w:pict>
-              <v:shape w14:anchorId="23889422" id="_x0000_s1074" type="#_x0000_t202" style="position:absolute;margin-left:.8pt;margin-top:10.45pt;width:52pt;height:23pt;z-index:-251079680;visibility:visible;mso-wrap-style:square;mso-width-percent:0;mso-height-percent:0;mso-wrap-distance-left:9pt;mso-wrap-distance-top:3.6pt;mso-wrap-distance-right:9pt;mso-wrap-distance-bottom:3.6pt;mso-position-horizontal:right;mso-position-horizontal-relative:left-margin-area;mso-position-vertical:absolute;mso-position-vertical-relative:text;mso-width-percent:0;mso-height-percent:0;mso-width-relative:margin;mso-height-relative:margin;v-text-anchor:top" o:gfxdata="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" stroked="f">
+              <v:shape w14:anchorId="23889422" id="_x0000_s1075" type="#_x0000_t202" style="position:absolute;margin-left:.8pt;margin-top:10.45pt;width:52pt;height:23pt;z-index:-251079680;visibility:visible;mso-wrap-style:square;mso-width-percent:0;mso-height-percent:0;mso-wrap-distance-left:9pt;mso-wrap-distance-top:3.6pt;mso-wrap-distance-right:9pt;mso-wrap-distance-bottom:3.6pt;mso-position-horizontal:right;mso-position-horizontal-relative:left-margin-area;mso-position-vertical:absolute;mso-position-vertical-relative:text;mso-width-percent:0;mso-height-percent:0;mso-width-relative:margin;mso-height-relative:margin;v-text-anchor:top" o:gfxdata="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" stroked="f">
                 <v:textbox>
                   <w:txbxContent>
                     <w:p>
@@ -15426,7 +15452,7 @@
           </mc:Choice>
           <mc:Fallback>
             <w:pict>
-              <v:shape w14:anchorId="7C369279" id="_x0000_s1075" type="#_x0000_t202" style="position:absolute;margin-left:.4pt;margin-top:10.55pt;width:51.6pt;height:22.5pt;z-index:-251121664;visibility:visible;mso-wrap-style:square;mso-width-percent:0;mso-height-percent:0;mso-wrap-distance-left:9pt;mso-wrap-distance-top:3.6pt;mso-wrap-distance-right:9pt;mso-wrap-distance-bottom:3.6pt;mso-position-horizontal:right;mso-position-horizontal-relative:left-margin-area;mso-position-vertical:absolute;mso-position-vertical-relative:text;mso-width-percent:0;mso-height-percent:0;mso-width-relative:margin;mso-height-relative:margin;v-text-anchor:top" o:gfxdata="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" stroked="f">
+              <v:shape w14:anchorId="7C369279" id="_x0000_s1076" type="#_x0000_t202" style="position:absolute;margin-left:.4pt;margin-top:10.55pt;width:51.6pt;height:22.5pt;z-index:-251121664;visibility:visible;mso-wrap-style:square;mso-width-percent:0;mso-height-percent:0;mso-wrap-distance-left:9pt;mso-wrap-distance-top:3.6pt;mso-wrap-distance-right:9pt;mso-wrap-distance-bottom:3.6pt;mso-position-horizontal:right;mso-position-horizontal-relative:left-margin-area;mso-position-vertical:absolute;mso-position-vertical-relative:text;mso-width-percent:0;mso-height-percent:0;mso-width-relative:margin;mso-height-relative:margin;v-text-anchor:top" o:gfxdata="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" stroked="f">
                 <v:textbox>
                   <w:txbxContent>
                     <w:p>
@@ -15690,7 +15716,7 @@
           </mc:Choice>
           <mc:Fallback>
             <w:pict>
-              <v:shape w14:anchorId="50ACAE43" id="_x0000_s1076" type="#_x0000_t202" style="position:absolute;margin-left:.8pt;margin-top:17pt;width:52pt;height:23pt;z-index:-251131904;visibility:visible;mso-wrap-style:square;mso-width-percent:0;mso-height-percent:0;mso-wrap-distance-left:9pt;mso-wrap-distance-top:3.6pt;mso-wrap-distance-right:9pt;mso-wrap-distance-bottom:3.6pt;mso-position-horizontal:right;mso-position-horizontal-relative:left-margin-area;mso-position-vertical:absolute;mso-position-vertical-relative:text;mso-width-percent:0;mso-height-percent:0;mso-width-relative:margin;mso-height-relative:margin;v-text-anchor:top" o:gfxdata="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" stroked="f">
+              <v:shape w14:anchorId="50ACAE43" id="_x0000_s1077" type="#_x0000_t202" style="position:absolute;margin-left:.8pt;margin-top:17pt;width:52pt;height:23pt;z-index:-251131904;visibility:visible;mso-wrap-style:square;mso-width-percent:0;mso-height-percent:0;mso-wrap-distance-left:9pt;mso-wrap-distance-top:3.6pt;mso-wrap-distance-right:9pt;mso-wrap-distance-bottom:3.6pt;mso-position-horizontal:right;mso-position-horizontal-relative:left-margin-area;mso-position-vertical:absolute;mso-position-vertical-relative:text;mso-width-percent:0;mso-height-percent:0;mso-width-relative:margin;mso-height-relative:margin;v-text-anchor:top" o:gfxdata="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" stroked="f">
                 <v:textbox>
                   <w:txbxContent>
                     <w:p>
@@ -15948,7 +15974,7 @@
           </mc:Choice>
           <mc:Fallback>
             <w:pict>
-              <v:shape w14:anchorId="56B2D3A1" id="_x0000_s1077" type="#_x0000_t202" style="position:absolute;left:0;text-align:left;margin-left:19.5pt;margin-top:15.85pt;width:52pt;height:23pt;z-index:-251087872;visibility:visible;mso-wrap-style:square;mso-width-percent:0;mso-height-percent:0;mso-wrap-distance-left:9pt;mso-wrap-distance-top:3.6pt;mso-wrap-distance-right:9pt;mso-wrap-distance-bottom:3.6pt;mso-position-horizontal:absolute;mso-position-horizontal-relative:left-margin-area;mso-position-vertical:absolute;mso-position-vertical-relative:text;mso-width-percent:0;mso-height-percent:0;mso-width-relative:margin;mso-height-relative:margin;v-text-anchor:top" o:gfxdata="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" stroked="f">
+              <v:shape w14:anchorId="56B2D3A1" id="_x0000_s1078" type="#_x0000_t202" style="position:absolute;left:0;text-align:left;margin-left:19.5pt;margin-top:15.85pt;width:52pt;height:23pt;z-index:-251087872;visibility:visible;mso-wrap-style:square;mso-width-percent:0;mso-height-percent:0;mso-wrap-distance-left:9pt;mso-wrap-distance-top:3.6pt;mso-wrap-distance-right:9pt;mso-wrap-distance-bottom:3.6pt;mso-position-horizontal:absolute;mso-position-horizontal-relative:left-margin-area;mso-position-vertical:absolute;mso-position-vertical-relative:text;mso-width-percent:0;mso-height-percent:0;mso-width-relative:margin;mso-height-relative:margin;v-text-anchor:top" o:gfxdata="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" stroked="f">
                 <v:textbox>
                   <w:txbxContent>
                     <w:p>
@@ -16080,7 +16106,7 @@
           </mc:Choice>
           <mc:Fallback>
             <w:pict>
-              <v:shape w14:anchorId="78829451" id="_x0000_s1078" type="#_x0000_t202" style="position:absolute;margin-left:19.5pt;margin-top:16.4pt;width:52pt;height:23pt;z-index:-251086848;visibility:visible;mso-wrap-style:square;mso-width-percent:0;mso-height-percent:0;mso-wrap-distance-left:9pt;mso-wrap-distance-top:3.6pt;mso-wrap-distance-right:9pt;mso-wrap-distance-bottom:3.6pt;mso-position-horizontal:absolute;mso-position-horizontal-relative:left-margin-area;mso-position-vertical:absolute;mso-position-vertical-relative:text;mso-width-percent:0;mso-height-percent:0;mso-width-relative:margin;mso-height-relative:margin;v-text-anchor:top" o:gfxdata="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" stroked="f">
+              <v:shape w14:anchorId="78829451" id="_x0000_s1079" type="#_x0000_t202" style="position:absolute;margin-left:19.5pt;margin-top:16.4pt;width:52pt;height:23pt;z-index:-251086848;visibility:visible;mso-wrap-style:square;mso-width-percent:0;mso-height-percent:0;mso-wrap-distance-left:9pt;mso-wrap-distance-top:3.6pt;mso-wrap-distance-right:9pt;mso-wrap-distance-bottom:3.6pt;mso-position-horizontal:absolute;mso-position-horizontal-relative:left-margin-area;mso-position-vertical:absolute;mso-position-vertical-relative:text;mso-width-percent:0;mso-height-percent:0;mso-width-relative:margin;mso-height-relative:margin;v-text-anchor:top" o:gfxdata="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" stroked="f">
                 <v:textbox>
                   <w:txbxContent>
                     <w:p>
@@ -16213,7 +16239,7 @@
           </mc:Choice>
           <mc:Fallback>
             <w:pict>
-              <v:shape w14:anchorId="1DB65A85" id="_x0000_s1079" type="#_x0000_t202" style="position:absolute;margin-left:.4pt;margin-top:14pt;width:51.6pt;height:22.5pt;z-index:-251085824;visibility:visible;mso-wrap-style:square;mso-width-percent:0;mso-height-percent:0;mso-wrap-distance-left:9pt;mso-wrap-distance-top:3.6pt;mso-wrap-distance-right:9pt;mso-wrap-distance-bottom:3.6pt;mso-position-horizontal:right;mso-position-horizontal-relative:left-margin-area;mso-position-vertical:absolute;mso-position-vertical-relative:text;mso-width-percent:0;mso-height-percent:0;mso-width-relative:margin;mso-height-relative:margin;v-text-anchor:top" o:gfxdata="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" stroked="f">
+              <v:shape w14:anchorId="1DB65A85" id="_x0000_s1080" type="#_x0000_t202" style="position:absolute;margin-left:.4pt;margin-top:14pt;width:51.6pt;height:22.5pt;z-index:-251085824;visibility:visible;mso-wrap-style:square;mso-width-percent:0;mso-height-percent:0;mso-wrap-distance-left:9pt;mso-wrap-distance-top:3.6pt;mso-wrap-distance-right:9pt;mso-wrap-distance-bottom:3.6pt;mso-position-horizontal:right;mso-position-horizontal-relative:left-margin-area;mso-position-vertical:absolute;mso-position-vertical-relative:text;mso-width-percent:0;mso-height-percent:0;mso-width-relative:margin;mso-height-relative:margin;v-text-anchor:top" o:gfxdata="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" stroked="f">
                 <v:textbox>
                   <w:txbxContent>
                     <w:p>
@@ -16382,7 +16408,7 @@
           </mc:Choice>
           <mc:Fallback>
             <w:pict>
-              <v:shape w14:anchorId="6AAF6BB7" id="_x0000_s1080" type="#_x0000_t202" style="position:absolute;margin-left:.4pt;margin-top:12.55pt;width:51.6pt;height:22.5pt;z-index:-251081728;visibility:visible;mso-wrap-style:square;mso-width-percent:0;mso-height-percent:0;mso-wrap-distance-left:9pt;mso-wrap-distance-top:3.6pt;mso-wrap-distance-right:9pt;mso-wrap-distance-bottom:3.6pt;mso-position-horizontal:right;mso-position-horizontal-relative:left-margin-area;mso-position-vertical:absolute;mso-position-vertical-relative:text;mso-width-percent:0;mso-height-percent:0;mso-width-relative:margin;mso-height-relative:margin;v-text-anchor:top" o:gfxdata="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" stroked="f">
+              <v:shape w14:anchorId="6AAF6BB7" id="_x0000_s1081" type="#_x0000_t202" style="position:absolute;margin-left:.4pt;margin-top:12.55pt;width:51.6pt;height:22.5pt;z-index:-251081728;visibility:visible;mso-wrap-style:square;mso-width-percent:0;mso-height-percent:0;mso-wrap-distance-left:9pt;mso-wrap-distance-top:3.6pt;mso-wrap-distance-right:9pt;mso-wrap-distance-bottom:3.6pt;mso-position-horizontal:right;mso-position-horizontal-relative:left-margin-area;mso-position-vertical:absolute;mso-position-vertical-relative:text;mso-width-percent:0;mso-height-percent:0;mso-width-relative:margin;mso-height-relative:margin;v-text-anchor:top" o:gfxdata="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" stroked="f">
                 <v:textbox>
                   <w:txbxContent>
                     <w:p>
@@ -16776,7 +16802,7 @@
           </mc:Choice>
           <mc:Fallback>
             <w:pict>
-              <v:shape w14:anchorId="10902D2B" id="_x0000_s1081" type="#_x0000_t202" style="position:absolute;margin-left:.4pt;margin-top:14.8pt;width:51.6pt;height:22.5pt;z-index:-251084800;visibility:visible;mso-wrap-style:square;mso-width-percent:0;mso-height-percent:0;mso-wrap-distance-left:9pt;mso-wrap-distance-top:3.6pt;mso-wrap-distance-right:9pt;mso-wrap-distance-bottom:3.6pt;mso-position-horizontal:right;mso-position-horizontal-relative:left-margin-area;mso-position-vertical:absolute;mso-position-vertical-relative:text;mso-width-percent:0;mso-height-percent:0;mso-width-relative:margin;mso-height-relative:margin;v-text-anchor:top" o:gfxdata="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" stroked="f">
+              <v:shape w14:anchorId="10902D2B" id="_x0000_s1082" type="#_x0000_t202" style="position:absolute;margin-left:.4pt;margin-top:14.8pt;width:51.6pt;height:22.5pt;z-index:-251084800;visibility:visible;mso-wrap-style:square;mso-width-percent:0;mso-height-percent:0;mso-wrap-distance-left:9pt;mso-wrap-distance-top:3.6pt;mso-wrap-distance-right:9pt;mso-wrap-distance-bottom:3.6pt;mso-position-horizontal:right;mso-position-horizontal-relative:left-margin-area;mso-position-vertical:absolute;mso-position-vertical-relative:text;mso-width-percent:0;mso-height-percent:0;mso-width-relative:margin;mso-height-relative:margin;v-text-anchor:top" o:gfxdata="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" stroked="f">
                 <v:textbox>
                   <w:txbxContent>
                     <w:p>
@@ -16891,7 +16917,7 @@
           </mc:Choice>
           <mc:Fallback>
             <w:pict>
-              <v:shape w14:anchorId="4DE3D745" id="_x0000_s1082" type="#_x0000_t202" style="position:absolute;margin-left:.4pt;margin-top:12.3pt;width:51.6pt;height:22.5pt;z-index:-251083776;visibility:visible;mso-wrap-style:square;mso-width-percent:0;mso-height-percent:0;mso-wrap-distance-left:9pt;mso-wrap-distance-top:3.6pt;mso-wrap-distance-right:9pt;mso-wrap-distance-bottom:3.6pt;mso-position-horizontal:right;mso-position-horizontal-relative:left-margin-area;mso-position-vertical:absolute;mso-position-vertical-relative:text;mso-width-percent:0;mso-height-percent:0;mso-width-relative:margin;mso-height-relative:margin;v-text-anchor:top" o:gfxdata="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" stroked="f">
+              <v:shape w14:anchorId="4DE3D745" id="_x0000_s1083" type="#_x0000_t202" style="position:absolute;margin-left:.4pt;margin-top:12.3pt;width:51.6pt;height:22.5pt;z-index:-251083776;visibility:visible;mso-wrap-style:square;mso-width-percent:0;mso-height-percent:0;mso-wrap-distance-left:9pt;mso-wrap-distance-top:3.6pt;mso-wrap-distance-right:9pt;mso-wrap-distance-bottom:3.6pt;mso-position-horizontal:right;mso-position-horizontal-relative:left-margin-area;mso-position-vertical:absolute;mso-position-vertical-relative:text;mso-width-percent:0;mso-height-percent:0;mso-width-relative:margin;mso-height-relative:margin;v-text-anchor:top" o:gfxdata="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" stroked="f">
                 <v:textbox>
                   <w:txbxContent>
                     <w:p>
@@ -17006,7 +17032,7 @@
           </mc:Choice>
           <mc:Fallback>
             <w:pict>
-              <v:shape w14:anchorId="2CC1F947" id="_x0000_s1083" type="#_x0000_t202" style="position:absolute;margin-left:.4pt;margin-top:12.55pt;width:51.6pt;height:22.5pt;z-index:-251082752;visibility:visible;mso-wrap-style:square;mso-width-percent:0;mso-height-percent:0;mso-wrap-distance-left:9pt;mso-wrap-distance-top:3.6pt;mso-wrap-distance-right:9pt;mso-wrap-distance-bottom:3.6pt;mso-position-horizontal:right;mso-position-horizontal-relative:left-margin-area;mso-position-vertical:absolute;mso-position-vertical-relative:text;mso-width-percent:0;mso-height-percent:0;mso-width-relative:margin;mso-height-relative:margin;v-text-anchor:top" o:gfxdata="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" stroked="f">
+              <v:shape w14:anchorId="2CC1F947" id="_x0000_s1084" type="#_x0000_t202" style="position:absolute;margin-left:.4pt;margin-top:12.55pt;width:51.6pt;height:22.5pt;z-index:-251082752;visibility:visible;mso-wrap-style:square;mso-width-percent:0;mso-height-percent:0;mso-wrap-distance-left:9pt;mso-wrap-distance-top:3.6pt;mso-wrap-distance-right:9pt;mso-wrap-distance-bottom:3.6pt;mso-position-horizontal:right;mso-position-horizontal-relative:left-margin-area;mso-position-vertical:absolute;mso-position-vertical-relative:text;mso-width-percent:0;mso-height-percent:0;mso-width-relative:margin;mso-height-relative:margin;v-text-anchor:top" o:gfxdata="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" stroked="f">
                 <v:textbox>
                   <w:txbxContent>
                     <w:p>
